--- a/Word/Module 1/DOCX/Realises/01_Realise_Procedure_accueil_structuree.docx
+++ b/Word/Module 1/DOCX/Realises/01_Realise_Procedure_accueil_structuree.docx
@@ -14,7 +14,7 @@
         <w:shd w:val="clear" w:color="auto" w:fill="DDEBF7"/>
       </w:pPr>
       <w:r>
-        <w:t>Procedure interne - Accueil d'un nouveau collaborateur</w:t>
+        <w:t>Procédure interne - Accueil d'un nouveau collaborateur</w:t>
       </w:r>
     </w:p>
     <w:p>
@@ -22,7 +22,7 @@
         <w:pStyle w:val="Heading1"/>
       </w:pPr>
       <w:r>
-        <w:t>Avant l'arrivee</w:t>
+        <w:t>Avant l'arrivée</w:t>
       </w:r>
     </w:p>
     <w:p>
@@ -30,7 +30,7 @@
         <w:pStyle w:val="Heading2"/>
       </w:pPr>
       <w:r>
-        <w:t>Preparer les acces</w:t>
+        <w:t>Préparer les accès</w:t>
       </w:r>
     </w:p>
     <w:p>
@@ -44,7 +44,7 @@
         <w:t>responsable</w:t>
       </w:r>
       <w:r>
-        <w:t xml:space="preserve"> verifie que les demandes d'acces sont introduites avant l'arrivee du collaborateur.</w:t>
+        <w:t xml:space="preserve"> vérifie que les demandes d'accès sont introduites avant l'arrivée du collaborateur.</w:t>
       </w:r>
     </w:p>
     <w:p>
@@ -52,12 +52,12 @@
         <w:pStyle w:val="Heading2"/>
       </w:pPr>
       <w:r>
-        <w:t>Preparer le materiel</w:t>
+        <w:t>Préparer le matériel</w:t>
       </w:r>
     </w:p>
     <w:p>
       <w:r>
-        <w:t>Le poste de travail, le badge et les informations utiles sont prepares avec les personnes concernees.</w:t>
+        <w:t>Le poste de travail, le badge et les informations utiles sont préparés avec les personnes concernées.</w:t>
       </w:r>
     </w:p>
     <w:p>
@@ -73,7 +73,7 @@
         <w:pStyle w:val="Heading2"/>
       </w:pPr>
       <w:r>
-        <w:t>Accueil dans l'equipe</w:t>
+        <w:t>Accueil dans l'équipe</w:t>
       </w:r>
     </w:p>
     <w:p>
@@ -84,10 +84,10 @@
         <w:rPr>
           <w:b/>
         </w:rPr>
-        <w:t>referent</w:t>
+        <w:t>référent</w:t>
       </w:r>
       <w:r>
-        <w:t xml:space="preserve"> et recoit les informations pratiques.</w:t>
+        <w:t xml:space="preserve"> et reçoit les informations pratiques.</w:t>
       </w:r>
     </w:p>
     <w:p>
@@ -95,12 +95,12 @@
         <w:pStyle w:val="Heading2"/>
       </w:pPr>
       <w:r>
-        <w:t>Presentation des outils</w:t>
+        <w:t>Présentation des outils</w:t>
       </w:r>
     </w:p>
     <w:p>
       <w:r>
-        <w:t>Les outils principaux sont presentes :</w:t>
+        <w:t>Les outils principaux sont présentés :</w:t>
       </w:r>
     </w:p>
     <w:p>
@@ -132,7 +132,7 @@
         <w:pStyle w:val="ListBullet"/>
       </w:pPr>
       <w:r>
-        <w:t>Dossiers partages</w:t>
+        <w:t>Dossiers partagés</w:t>
       </w:r>
     </w:p>
     <w:p>
@@ -140,7 +140,7 @@
         <w:pStyle w:val="Heading1"/>
       </w:pPr>
       <w:r>
-        <w:t>Apres la premiere semaine</w:t>
+        <w:t>Après la première semaine</w:t>
       </w:r>
     </w:p>
     <w:p>
@@ -153,7 +153,7 @@
     </w:p>
     <w:p>
       <w:r>
-        <w:t>Un court echange permet de verifier que les acces, les outils et les premieres taches sont compris.</w:t>
+        <w:t>Un court échange permet de vérifier que les accès, les outils et les premières tâches sont compris.</w:t>
       </w:r>
     </w:p>
     <w:p>
@@ -161,12 +161,12 @@
         <w:pStyle w:val="Heading2"/>
       </w:pPr>
       <w:r>
-        <w:t>Ajustements eventuels</w:t>
+        <w:t>Ajustements éventuels</w:t>
       </w:r>
     </w:p>
     <w:p>
       <w:r>
-        <w:t>Les difficultes sont notees et transmises aux personnes concernees.</w:t>
+        <w:t>Les difficultés sont notées et transmises aux personnes concernées.</w:t>
       </w:r>
     </w:p>
     <w:sectPr>
